--- a/_site/posts/2023-06-03-pautas-de-presentacion-del-informe-de-investigacion/index.docx
+++ b/_site/posts/2023-06-03-pautas-de-presentacion-del-informe-de-investigacion/index.docx
@@ -44,7 +44,7 @@
         <w:t xml:space="preserve"> </w:t>
       </w:r>
     </w:p>
-    <w:bookmarkStart w:id="20" w:name="title"/>
+    <w:bookmarkStart w:id="22" w:name="title"/>
     <w:p>
       <w:pPr>
         <w:pStyle w:val="Heading1"/>
@@ -93,8 +93,8 @@
         <w:t xml:space="preserve"> </w:t>
       </w:r>
     </w:p>
-    <w:bookmarkEnd w:id="20"/>
-    <w:bookmarkStart w:id="24" w:name="author-note"/>
+    <w:bookmarkEnd w:id="22"/>
+    <w:bookmarkStart w:id="26" w:name="author-note"/>
     <w:p>
       <w:pPr>
         <w:pStyle w:val="Heading1"/>
@@ -113,15 +113,15 @@
       <w:r>
         <w:t xml:space="preserve"> </w:t>
       </w:r>
-      <w:bookmarkStart w:id="21" w:name="orchid"/>
+      <w:bookmarkStart w:id="23" w:name="orchid"/>
       <w:r>
         <w:t xml:space="preserve">Orcid ID Logo: A green circle with white letters ID</w:t>
       </w:r>
-      <w:bookmarkEnd w:id="21"/>
+      <w:bookmarkEnd w:id="23"/>
       <w:r>
         <w:t xml:space="preserve"> </w:t>
       </w:r>
-      <w:hyperlink r:id="rId22">
+      <w:hyperlink r:id="rId24">
         <w:r>
           <w:rPr>
             <w:rStyle w:val="Hyperlink"/>
@@ -160,7 +160,7 @@
         <w:t xml:space="preserve">: </w:t>
       </w:r>
       <w:r>
-        <w:t xml:space="preserve">conceptualización y redacción</w:t>
+        <w:t xml:space="preserve">conceptualización, metodología, análisis formal, investigación, recursos, curación de datos, redacción, visualización, supervisión, y administración del proyecto</w:t>
       </w:r>
     </w:p>
     <w:p>
@@ -168,12 +168,12 @@
         <w:pStyle w:val="BodyText"/>
       </w:pPr>
       <w:r>
-        <w:t xml:space="preserve">La correspondencia relativa a este artículo debe dirigirse a Edison Achalma, Escuela Profesional de Economía, Universidad Nacional de San Cristóbal de Huamanga, Ayacucho, AYA, Perú, Email:</w:t>
+        <w:t xml:space="preserve">La correspondencia relativa a este artículo debe dirigirse a Edison Achalma, Escuela Profesional de Economía, Universidad Nacional de San Cristóbal de Huamanga, Portal Independencia N° 57, Ayacucho, AYA 5001, Perú, Email:</w:t>
       </w:r>
       <w:r>
         <w:t xml:space="preserve"> </w:t>
       </w:r>
-      <w:hyperlink r:id="rId23">
+      <w:hyperlink r:id="rId25">
         <w:r>
           <w:rPr>
             <w:rStyle w:val="Hyperlink"/>
@@ -187,8 +187,8 @@
         <w:br w:type="page"/>
       </w:r>
     </w:p>
-    <w:bookmarkEnd w:id="24"/>
-    <w:bookmarkStart w:id="25" w:name="abstract"/>
+    <w:bookmarkEnd w:id="26"/>
+    <w:bookmarkStart w:id="27" w:name="abstract"/>
     <w:p>
       <w:pPr>
         <w:pStyle w:val="Heading1"/>
@@ -225,8 +225,8 @@
         <w:br w:type="page"/>
       </w:r>
     </w:p>
-    <w:bookmarkEnd w:id="25"/>
-    <w:bookmarkStart w:id="26" w:name="firstheader"/>
+    <w:bookmarkEnd w:id="27"/>
+    <w:bookmarkStart w:id="28" w:name="firstheader"/>
     <w:p>
       <w:pPr>
         <w:pStyle w:val="Heading1"/>
@@ -235,8 +235,8 @@
         <w:t xml:space="preserve">Pautas para informe de investigación</w:t>
       </w:r>
     </w:p>
-    <w:bookmarkEnd w:id="26"/>
-    <w:bookmarkStart w:id="32" w:name="introducción"/>
+    <w:bookmarkEnd w:id="28"/>
+    <w:bookmarkStart w:id="34" w:name="introducción"/>
     <w:p>
       <w:pPr>
         <w:pStyle w:val="Heading1"/>
@@ -323,7 +323,7 @@
         <w:t xml:space="preserve">I. Planteamiento del problema</w:t>
       </w:r>
     </w:p>
-    <w:bookmarkStart w:id="30" w:name="fig-1"/>
+    <w:bookmarkStart w:id="32" w:name="fig-1"/>
     <w:p>
       <w:pPr>
         <w:pStyle w:val="FigureTitle"/>
@@ -349,18 +349,18 @@
           <wp:inline>
             <wp:extent cx="5943600" cy="1370776"/>
             <wp:effectExtent b="0" l="0" r="0" t="0"/>
-            <wp:docPr descr="" title="" id="28" name="Picture"/>
+            <wp:docPr descr="" title="" id="30" name="Picture"/>
             <a:graphic>
               <a:graphicData uri="http://schemas.openxmlformats.org/drawingml/2006/picture">
                 <pic:pic>
                   <pic:nvPicPr>
-                    <pic:cNvPr descr="index_files/figure-html/20230603152205.png" id="29" name="Picture"/>
+                    <pic:cNvPr descr="index_files/figure-html/20230603152205.png" id="31" name="Picture"/>
                     <pic:cNvPicPr>
                       <a:picLocks noChangeArrowheads="1" noChangeAspect="1"/>
                     </pic:cNvPicPr>
                   </pic:nvPicPr>
                   <pic:blipFill>
-                    <a:blip r:embed="rId27"/>
+                    <a:blip r:embed="rId29"/>
                     <a:stretch>
                       <a:fillRect/>
                     </a:stretch>
@@ -387,7 +387,7 @@
         </w:drawing>
       </w:r>
     </w:p>
-    <w:bookmarkEnd w:id="30"/>
+    <w:bookmarkEnd w:id="32"/>
     <w:p>
       <w:pPr>
         <w:pStyle w:val="AfterWithoutNote"/>
@@ -518,7 +518,7 @@
         <w:rPr>
           <w:rStyle w:val="FootnoteReference"/>
         </w:rPr>
-        <w:footnoteReference w:id="31"/>
+        <w:footnoteReference w:id="33"/>
       </w:r>
     </w:p>
     <w:p>
@@ -769,8 +769,8 @@
         <w:t xml:space="preserve">Aquí el alumno presenta la lista de obras consultadas que han servido para fundamentar el planteamiento del problema, los antecedentes, el marco teórico y las hipótesis.</w:t>
       </w:r>
     </w:p>
-    <w:bookmarkEnd w:id="32"/>
-    <w:bookmarkStart w:id="33" w:name="bibliografía"/>
+    <w:bookmarkEnd w:id="34"/>
+    <w:bookmarkStart w:id="35" w:name="bibliografía"/>
     <w:p>
       <w:pPr>
         <w:pStyle w:val="Heading1"/>
@@ -795,8 +795,8 @@
         <w:t xml:space="preserve">Mendoza Bellido, W. E. (2007). Cómo investigan los economistas: Guía para elaborar y desarrollar un proyecto de investigación. Fondo Editorial, PUCP.</w:t>
       </w:r>
     </w:p>
-    <w:bookmarkEnd w:id="33"/>
-    <w:bookmarkStart w:id="44" w:name="publicaciones-similares"/>
+    <w:bookmarkEnd w:id="35"/>
+    <w:bookmarkStart w:id="50" w:name="publicaciones-similares"/>
     <w:p>
       <w:pPr>
         <w:pStyle w:val="Heading1"/>
@@ -821,11 +821,11 @@
           <w:numId w:val="1005"/>
         </w:numPr>
       </w:pPr>
-      <w:hyperlink r:id="rId34"/>
+      <w:hyperlink r:id="rId36"/>
       <w:r>
         <w:t xml:space="preserve"> </w:t>
       </w:r>
-      <w:hyperlink r:id="rId35">
+      <w:hyperlink r:id="rId37">
         <w:r>
           <w:rPr>
             <w:rStyle w:val="Hyperlink"/>
@@ -842,11 +842,11 @@
           <w:numId w:val="1005"/>
         </w:numPr>
       </w:pPr>
-      <w:hyperlink r:id="rId36"/>
+      <w:hyperlink r:id="rId38"/>
       <w:r>
         <w:t xml:space="preserve"> </w:t>
       </w:r>
-      <w:hyperlink r:id="rId37">
+      <w:hyperlink r:id="rId39">
         <w:r>
           <w:rPr>
             <w:rStyle w:val="Hyperlink"/>
@@ -863,11 +863,11 @@
           <w:numId w:val="1005"/>
         </w:numPr>
       </w:pPr>
-      <w:hyperlink r:id="rId38"/>
+      <w:hyperlink r:id="rId40"/>
       <w:r>
         <w:t xml:space="preserve"> </w:t>
       </w:r>
-      <w:hyperlink r:id="rId39">
+      <w:hyperlink r:id="rId41">
         <w:r>
           <w:rPr>
             <w:rStyle w:val="Hyperlink"/>
@@ -884,11 +884,11 @@
           <w:numId w:val="1005"/>
         </w:numPr>
       </w:pPr>
-      <w:hyperlink r:id="rId40"/>
+      <w:hyperlink r:id="rId42"/>
       <w:r>
         <w:t xml:space="preserve"> </w:t>
       </w:r>
-      <w:hyperlink r:id="rId41">
+      <w:hyperlink r:id="rId43">
         <w:r>
           <w:rPr>
             <w:rStyle w:val="Hyperlink"/>
@@ -905,11 +905,11 @@
           <w:numId w:val="1005"/>
         </w:numPr>
       </w:pPr>
-      <w:hyperlink r:id="rId42"/>
+      <w:hyperlink r:id="rId44"/>
       <w:r>
         <w:t xml:space="preserve"> </w:t>
       </w:r>
-      <w:hyperlink r:id="rId43">
+      <w:hyperlink r:id="rId45">
         <w:r>
           <w:rPr>
             <w:rStyle w:val="Hyperlink"/>
@@ -920,20 +920,62 @@
     </w:p>
     <w:p>
       <w:pPr>
+        <w:pStyle w:val="Compact"/>
+        <w:numPr>
+          <w:ilvl w:val="0"/>
+          <w:numId w:val="1005"/>
+        </w:numPr>
+      </w:pPr>
+      <w:hyperlink r:id="rId46"/>
+      <w:r>
+        <w:t xml:space="preserve"> </w:t>
+      </w:r>
+      <w:hyperlink r:id="rId47">
+        <w:r>
+          <w:rPr>
+            <w:rStyle w:val="Hyperlink"/>
+          </w:rPr>
+          <w:t xml:space="preserve">Configuracion De Quarto Yml</w:t>
+        </w:r>
+      </w:hyperlink>
+    </w:p>
+    <w:p>
+      <w:pPr>
+        <w:pStyle w:val="Compact"/>
+        <w:numPr>
+          <w:ilvl w:val="0"/>
+          <w:numId w:val="1005"/>
+        </w:numPr>
+      </w:pPr>
+      <w:hyperlink r:id="rId48"/>
+      <w:r>
+        <w:t xml:space="preserve"> </w:t>
+      </w:r>
+      <w:hyperlink r:id="rId49">
+        <w:r>
+          <w:rPr>
+            <w:rStyle w:val="Hyperlink"/>
+          </w:rPr>
+          <w:t xml:space="preserve">Guia Practica De Metadata En Quarto</w:t>
+        </w:r>
+      </w:hyperlink>
+    </w:p>
+    <w:p>
+      <w:pPr>
         <w:pStyle w:val="FirstParagraph"/>
       </w:pPr>
       <w:r>
         <w:t xml:space="preserve">Esperamos que encuentres estas publicaciones igualmente interesantes y útiles. ¡Disfruta de la lectura!</w:t>
       </w:r>
     </w:p>
-    <w:bookmarkEnd w:id="44"/>
+    <w:bookmarkEnd w:id="50"/>
     <w:sectPr>
-      <w:headerReference r:id="rId9" w:type="even"/>
-      <w:headerReference r:id="rId11" w:type="default"/>
-      <w:footerReference r:id="rId14" w:type="even"/>
-      <w:footerReference r:id="rId13" w:type="default"/>
-      <w:headerReference r:id="rId10" w:type="first"/>
-      <w:footerReference r:id="rId12" w:type="first"/>
+      <w:headerReference r:id="rId8" w:type="even"/>
+      <w:headerReference r:id="rId9" w:type="default"/>
+      <w:footerReference r:id="rId10" w:type="even"/>
+      <w:footerReference r:id="rId11" w:type="default"/>
+      <w:headerReference r:id="rId12" w:type="first"/>
+      <w:footerReference r:id="rId13" w:type="first"/>
       <w:pgSz w:h="15840" w:w="12240"/>
       <w:pgMar w:bottom="1440" w:footer="720" w:gutter="0" w:header="720" w:left="1440" w:right="1440" w:top="1440"/>
       <w:cols w:space="720"/>
@@ -992,7 +1034,7 @@
       </w:r>
     </w:p>
   </w:footnote>
-  <w:footnote w:id="31">
+  <w:footnote w:id="33">
     <w:p>
       <w:pPr>
         <w:pStyle w:val="FootnoteText"/>
